--- a/Concurrency , multithreading , async/Примитивы синхронизации.docx
+++ b/Concurrency , multithreading , async/Примитивы синхронизации.docx
@@ -1,6 +1,6 @@
 
 <file path=word/document.xml><?xml version="1.0" encoding="utf-8"?>
-<w:document xmlns:wpc="http://schemas.microsoft.com/office/word/2010/wordprocessingCanvas" xmlns:cx="http://schemas.microsoft.com/office/drawing/2014/chartex" xmlns:cx1="http://schemas.microsoft.com/office/drawing/2015/9/8/chartex" xmlns:cx2="http://schemas.microsoft.com/office/drawing/2015/10/21/chartex" xmlns:cx3="http://schemas.microsoft.com/office/drawing/2016/5/9/chartex" xmlns:cx4="http://schemas.microsoft.com/office/drawing/2016/5/10/chartex" xmlns:cx5="http://schemas.microsoft.com/office/drawing/2016/5/11/chartex" xmlns:cx6="http://schemas.microsoft.com/office/drawing/2016/5/12/chartex" xmlns:cx7="http://schemas.microsoft.com/office/drawing/2016/5/13/chartex" xmlns:cx8="http://schemas.microsoft.com/office/drawing/2016/5/14/chartex" xmlns:mc="http://schemas.openxmlformats.org/markup-compatibility/2006" xmlns:aink="http://schemas.microsoft.com/office/drawing/2016/ink" xmlns:am3d="http://schemas.microsoft.com/office/drawing/2017/model3d" xmlns:o="urn:schemas-microsoft-com:office:office" xmlns:r="http://schemas.openxmlformats.org/officeDocument/2006/relationships" xmlns:m="http://schemas.openxmlformats.org/officeDocument/2006/math" xmlns:v="urn:schemas-microsoft-com:vml" xmlns:wp14="http://schemas.microsoft.com/office/word/2010/wordprocessingDrawing" xmlns:wp="http://schemas.openxmlformats.org/drawingml/2006/wordprocessingDrawing" xmlns:w10="urn:schemas-microsoft-com:office:word" xmlns:w="http://schemas.openxmlformats.org/wordprocessingml/2006/main" xmlns:w14="http://schemas.microsoft.com/office/word/2010/wordml" xmlns:w15="http://schemas.microsoft.com/office/word/2012/wordml" xmlns:w16cex="http://schemas.microsoft.com/office/word/2018/wordml/cex" xmlns:w16cid="http://schemas.microsoft.com/office/word/2016/wordml/cid" xmlns:w16="http://schemas.microsoft.com/office/word/2018/wordml" xmlns:w16sdtdh="http://schemas.microsoft.com/office/word/2020/wordml/sdtdatahash" xmlns:w16se="http://schemas.microsoft.com/office/word/2015/wordml/symex" xmlns:wpg="http://schemas.microsoft.com/office/word/2010/wordprocessingGroup" xmlns:wpi="http://schemas.microsoft.com/office/word/2010/wordprocessingInk" xmlns:wne="http://schemas.microsoft.com/office/word/2006/wordml" xmlns:wps="http://schemas.microsoft.com/office/word/2010/wordprocessingShape" mc:Ignorable="w14 w15 w16se w16cid w16 w16cex w16sdtdh wp14">
+<w:document xmlns:wpc="http://schemas.microsoft.com/office/word/2010/wordprocessingCanvas" xmlns:cx="http://schemas.microsoft.com/office/drawing/2014/chartex" xmlns:cx1="http://schemas.microsoft.com/office/drawing/2015/9/8/chartex" xmlns:cx2="http://schemas.microsoft.com/office/drawing/2015/10/21/chartex" xmlns:cx3="http://schemas.microsoft.com/office/drawing/2016/5/9/chartex" xmlns:cx4="http://schemas.microsoft.com/office/drawing/2016/5/10/chartex" xmlns:cx5="http://schemas.microsoft.com/office/drawing/2016/5/11/chartex" xmlns:cx6="http://schemas.microsoft.com/office/drawing/2016/5/12/chartex" xmlns:cx7="http://schemas.microsoft.com/office/drawing/2016/5/13/chartex" xmlns:cx8="http://schemas.microsoft.com/office/drawing/2016/5/14/chartex" xmlns:mc="http://schemas.openxmlformats.org/markup-compatibility/2006" xmlns:aink="http://schemas.microsoft.com/office/drawing/2016/ink" xmlns:am3d="http://schemas.microsoft.com/office/drawing/2017/model3d" xmlns:o="urn:schemas-microsoft-com:office:office" xmlns:r="http://schemas.openxmlformats.org/officeDocument/2006/relationships" xmlns:m="http://schemas.openxmlformats.org/officeDocument/2006/math" xmlns:v="urn:schemas-microsoft-com:vml" xmlns:wp14="http://schemas.microsoft.com/office/word/2010/wordprocessingDrawing" xmlns:wp="http://schemas.openxmlformats.org/drawingml/2006/wordprocessingDrawing" xmlns:w10="urn:schemas-microsoft-com:office:word" xmlns:w="http://schemas.openxmlformats.org/wordprocessingml/2006/main" xmlns:w14="http://schemas.microsoft.com/office/word/2010/wordml" xmlns:w15="http://schemas.microsoft.com/office/word/2012/wordml" xmlns:w16cid="http://schemas.microsoft.com/office/word/2016/wordml/cid" xmlns:w16se="http://schemas.microsoft.com/office/word/2015/wordml/symex" xmlns:wpg="http://schemas.microsoft.com/office/word/2010/wordprocessingGroup" xmlns:wpi="http://schemas.microsoft.com/office/word/2010/wordprocessingInk" xmlns:wne="http://schemas.microsoft.com/office/word/2006/wordml" xmlns:wps="http://schemas.microsoft.com/office/word/2010/wordprocessingShape" mc:Ignorable="w14 w15 w16se w16cid wp14">
   <w:body>
     <w:p>
       <w:r>
@@ -14,13 +14,13 @@
       </w:r>
       <w:r>
         <w:rPr>
-          <w:rStyle w:val="Hyperlink"/>
+          <w:rStyle w:val="a3"/>
         </w:rPr>
         <w:t>https://stackoverflow.com/questions/30283262/task-vs-barrier</w:t>
       </w:r>
       <w:r>
         <w:rPr>
-          <w:rStyle w:val="Hyperlink"/>
+          <w:rStyle w:val="a3"/>
         </w:rPr>
         <w:fldChar w:fldCharType="end"/>
       </w:r>
@@ -29,6 +29,7 @@
     <w:p/>
     <w:p>
       <w:pPr>
+        <w:pStyle w:val="1"/>
         <w:rPr>
           <w:lang w:val="en-US"/>
         </w:rPr>
@@ -67,7 +68,7 @@
     </w:p>
     <w:p>
       <w:pPr>
-        <w:pStyle w:val="HTMLPreformatted"/>
+        <w:pStyle w:val="HTML"/>
         <w:shd w:val="clear" w:color="auto" w:fill="FFFFFF"/>
         <w:rPr>
           <w:rFonts w:ascii="Consolas" w:hAnsi="Consolas"/>
@@ -134,7 +135,7 @@
     </w:p>
     <w:p>
       <w:pPr>
-        <w:pStyle w:val="HTMLPreformatted"/>
+        <w:pStyle w:val="HTML"/>
         <w:shd w:val="clear" w:color="auto" w:fill="FFFFFF"/>
         <w:rPr>
           <w:rFonts w:ascii="Consolas" w:hAnsi="Consolas"/>
@@ -646,7 +647,19 @@
           <w:szCs w:val="24"/>
           <w:lang w:val="en-US" w:eastAsia="ru-RU"/>
         </w:rPr>
-        <w:t>System.Threading.Monitor.Exit</w:t>
+        <w:t>System.Threading.Monitor.Ex</w:t>
+      </w:r>
+      <w:bookmarkStart w:id="0" w:name="_GoBack"/>
+      <w:bookmarkEnd w:id="0"/>
+      <w:r>
+        <w:rPr>
+          <w:rFonts w:ascii="Consolas" w:eastAsia="Times New Roman" w:hAnsi="Consolas" w:cs="Courier New"/>
+          <w:color w:val="212529"/>
+          <w:sz w:val="24"/>
+          <w:szCs w:val="24"/>
+          <w:lang w:val="en-US" w:eastAsia="ru-RU"/>
+        </w:rPr>
+        <w:t>it</w:t>
       </w:r>
       <w:proofErr w:type="spellEnd"/>
       <w:proofErr w:type="gramEnd"/>
@@ -801,7 +814,7 @@
     <w:p/>
     <w:p>
       <w:pPr>
-        <w:pStyle w:val="Heading1"/>
+        <w:pStyle w:val="1"/>
         <w:rPr>
           <w:lang w:val="en-US"/>
         </w:rPr>
@@ -829,12 +842,12 @@
     </w:p>
     <w:p>
       <w:pPr>
-        <w:pStyle w:val="NormalWeb"/>
+        <w:pStyle w:val="a5"/>
         <w:shd w:val="clear" w:color="auto" w:fill="FFFFFF"/>
         <w:spacing w:before="0" w:beforeAutospacing="0" w:after="0" w:afterAutospacing="0"/>
         <w:textAlignment w:val="baseline"/>
         <w:rPr>
-          <w:rStyle w:val="Strong"/>
+          <w:rStyle w:val="a6"/>
           <w:rFonts w:ascii="inherit" w:hAnsi="inherit" w:cs="Segoe UI"/>
           <w:color w:val="0C0D0E"/>
           <w:sz w:val="23"/>
@@ -846,7 +859,7 @@
     </w:p>
     <w:p>
       <w:pPr>
-        <w:pStyle w:val="NormalWeb"/>
+        <w:pStyle w:val="a5"/>
         <w:shd w:val="clear" w:color="auto" w:fill="FFFFFF"/>
         <w:spacing w:before="0" w:beforeAutospacing="0" w:after="0" w:afterAutospacing="0"/>
         <w:textAlignment w:val="baseline"/>
@@ -860,7 +873,7 @@
       </w:pPr>
       <w:r>
         <w:rPr>
-          <w:rStyle w:val="Strong"/>
+          <w:rStyle w:val="a6"/>
           <w:rFonts w:ascii="inherit" w:hAnsi="inherit" w:cs="Segoe UI"/>
           <w:color w:val="0C0D0E"/>
           <w:sz w:val="23"/>
@@ -924,7 +937,7 @@
     </w:p>
     <w:p>
       <w:pPr>
-        <w:pStyle w:val="NormalWeb"/>
+        <w:pStyle w:val="a5"/>
         <w:shd w:val="clear" w:color="auto" w:fill="FFFFFF"/>
         <w:spacing w:before="0" w:beforeAutospacing="0" w:after="0" w:afterAutospacing="0"/>
         <w:textAlignment w:val="baseline"/>
@@ -938,7 +951,7 @@
       <w:proofErr w:type="spellStart"/>
       <w:r>
         <w:rPr>
-          <w:rStyle w:val="Strong"/>
+          <w:rStyle w:val="a6"/>
           <w:rFonts w:ascii="inherit" w:hAnsi="inherit" w:cs="Segoe UI"/>
           <w:color w:val="0C0D0E"/>
           <w:sz w:val="23"/>
@@ -969,7 +982,7 @@
       </w:pPr>
       <w:r>
         <w:rPr>
-          <w:rStyle w:val="Emphasis"/>
+          <w:rStyle w:val="a7"/>
           <w:rFonts w:ascii="inherit" w:hAnsi="inherit" w:cs="Segoe UI"/>
           <w:color w:val="0C0D0E"/>
           <w:sz w:val="23"/>
@@ -1003,7 +1016,7 @@
     </w:p>
     <w:p>
       <w:pPr>
-        <w:pStyle w:val="NormalWeb"/>
+        <w:pStyle w:val="a5"/>
         <w:shd w:val="clear" w:color="auto" w:fill="FFFFFF"/>
         <w:spacing w:before="0" w:beforeAutospacing="0" w:after="0" w:afterAutospacing="0"/>
         <w:ind w:left="1170"/>
@@ -1028,7 +1041,7 @@
       </w:r>
       <w:r>
         <w:rPr>
-          <w:rStyle w:val="Strong"/>
+          <w:rStyle w:val="a6"/>
           <w:rFonts w:ascii="inherit" w:hAnsi="inherit" w:cs="Segoe UI"/>
           <w:color w:val="0C0D0E"/>
           <w:sz w:val="23"/>
@@ -1073,7 +1086,7 @@
     </w:p>
     <w:p>
       <w:pPr>
-        <w:pStyle w:val="NormalWeb"/>
+        <w:pStyle w:val="a5"/>
         <w:shd w:val="clear" w:color="auto" w:fill="FFFFFF"/>
         <w:spacing w:before="0" w:beforeAutospacing="0" w:after="0" w:afterAutospacing="0"/>
         <w:textAlignment w:val="baseline"/>
@@ -1087,7 +1100,7 @@
       <w:proofErr w:type="spellStart"/>
       <w:r>
         <w:rPr>
-          <w:rStyle w:val="Strong"/>
+          <w:rStyle w:val="a6"/>
           <w:rFonts w:ascii="inherit" w:hAnsi="inherit" w:cs="Segoe UI"/>
           <w:color w:val="0C0D0E"/>
           <w:sz w:val="23"/>
@@ -1099,7 +1112,7 @@
       <w:proofErr w:type="spellEnd"/>
       <w:r>
         <w:rPr>
-          <w:rStyle w:val="Strong"/>
+          <w:rStyle w:val="a6"/>
           <w:rFonts w:ascii="inherit" w:hAnsi="inherit" w:cs="Segoe UI"/>
           <w:color w:val="0C0D0E"/>
           <w:sz w:val="23"/>
@@ -1152,7 +1165,7 @@
       </w:r>
       <w:r>
         <w:rPr>
-          <w:rStyle w:val="Strong"/>
+          <w:rStyle w:val="a6"/>
           <w:rFonts w:ascii="inherit" w:hAnsi="inherit" w:cs="Segoe UI"/>
           <w:color w:val="0C0D0E"/>
           <w:sz w:val="23"/>
@@ -1174,7 +1187,7 @@
       </w:r>
       <w:r>
         <w:rPr>
-          <w:rStyle w:val="Strong"/>
+          <w:rStyle w:val="a6"/>
           <w:rFonts w:ascii="inherit" w:hAnsi="inherit" w:cs="Segoe UI"/>
           <w:color w:val="0C0D0E"/>
           <w:sz w:val="23"/>
@@ -1196,7 +1209,7 @@
       </w:r>
       <w:r>
         <w:rPr>
-          <w:rStyle w:val="Strong"/>
+          <w:rStyle w:val="a6"/>
           <w:rFonts w:ascii="inherit" w:hAnsi="inherit" w:cs="Segoe UI"/>
           <w:color w:val="0C0D0E"/>
           <w:sz w:val="23"/>
@@ -1209,7 +1222,7 @@
     </w:p>
     <w:p>
       <w:pPr>
-        <w:pStyle w:val="NormalWeb"/>
+        <w:pStyle w:val="a5"/>
         <w:shd w:val="clear" w:color="auto" w:fill="FFFFFF"/>
         <w:spacing w:before="0" w:beforeAutospacing="0" w:after="0" w:afterAutospacing="0"/>
         <w:textAlignment w:val="baseline"/>
@@ -1224,7 +1237,7 @@
         <w:proofErr w:type="spellStart"/>
         <w:r>
           <w:rPr>
-            <w:rStyle w:val="Hyperlink"/>
+            <w:rStyle w:val="a3"/>
             <w:rFonts w:ascii="inherit" w:hAnsi="inherit" w:cs="Segoe UI"/>
             <w:b/>
             <w:bCs/>
@@ -1375,33 +1388,11 @@
           <w:szCs w:val="23"/>
           <w:lang w:val="en-US"/>
         </w:rPr>
-        <w:t xml:space="preserve"> class, and release the semaphore by calling the Release method. The count on a semaphore is decremented each time a thread enters the semaphore, and incremented when a thread releases the semaphore. When the count is zero, subsequent requests block until other threads </w:t>
-      </w:r>
-      <w:proofErr w:type="gramStart"/>
-      <w:r>
-        <w:rPr>
-          <w:rFonts w:ascii="inherit" w:hAnsi="inherit" w:cs="Segoe UI"/>
-          <w:color w:val="0C0D0E"/>
-          <w:sz w:val="23"/>
-          <w:szCs w:val="23"/>
-          <w:lang w:val="en-US"/>
-        </w:rPr>
-        <w:t>release</w:t>
-      </w:r>
-      <w:proofErr w:type="gramEnd"/>
-      <w:r>
-        <w:rPr>
-          <w:rFonts w:ascii="inherit" w:hAnsi="inherit" w:cs="Segoe UI"/>
-          <w:color w:val="0C0D0E"/>
-          <w:sz w:val="23"/>
-          <w:szCs w:val="23"/>
-          <w:lang w:val="en-US"/>
-        </w:rPr>
-        <w:t xml:space="preserve"> the semaphore. When all threads have released the semaphore, the count is at the maximum value specified when the semaphore was created. </w:t>
-      </w:r>
-      <w:r>
-        <w:rPr>
-          <w:rStyle w:val="Strong"/>
+        <w:t xml:space="preserve"> class, and release the semaphore by calling the Release method. The count on a semaphore is decremented each time a thread enters the semaphore, and incremented when a thread releases the semaphore. When the count is zero, subsequent requests block until other threads release the semaphore. When all threads have released the semaphore, the count is at the maximum value specified when the semaphore was created. </w:t>
+      </w:r>
+      <w:r>
+        <w:rPr>
+          <w:rStyle w:val="a6"/>
           <w:rFonts w:ascii="inherit" w:hAnsi="inherit" w:cs="Segoe UI"/>
           <w:color w:val="0C0D0E"/>
           <w:sz w:val="23"/>
@@ -1415,7 +1406,7 @@
       <w:proofErr w:type="gramStart"/>
       <w:r>
         <w:rPr>
-          <w:rStyle w:val="Strong"/>
+          <w:rStyle w:val="a6"/>
           <w:rFonts w:ascii="inherit" w:hAnsi="inherit" w:cs="Segoe UI"/>
           <w:color w:val="0C0D0E"/>
           <w:sz w:val="23"/>
@@ -1428,7 +1419,7 @@
       <w:proofErr w:type="gramEnd"/>
       <w:r>
         <w:rPr>
-          <w:rStyle w:val="Strong"/>
+          <w:rStyle w:val="a6"/>
           <w:rFonts w:ascii="inherit" w:hAnsi="inherit" w:cs="Segoe UI"/>
           <w:color w:val="0C0D0E"/>
           <w:sz w:val="23"/>
@@ -1441,7 +1432,7 @@
       <w:proofErr w:type="spellEnd"/>
       <w:r>
         <w:rPr>
-          <w:rStyle w:val="Strong"/>
+          <w:rStyle w:val="a6"/>
           <w:rFonts w:ascii="inherit" w:hAnsi="inherit" w:cs="Segoe UI"/>
           <w:color w:val="0C0D0E"/>
           <w:sz w:val="23"/>
@@ -1454,7 +1445,7 @@
       <w:proofErr w:type="spellStart"/>
       <w:r>
         <w:rPr>
-          <w:rStyle w:val="Strong"/>
+          <w:rStyle w:val="a6"/>
           <w:rFonts w:ascii="inherit" w:hAnsi="inherit" w:cs="Segoe UI"/>
           <w:color w:val="0C0D0E"/>
           <w:sz w:val="23"/>
@@ -1467,7 +1458,7 @@
       <w:proofErr w:type="spellEnd"/>
       <w:r>
         <w:rPr>
-          <w:rStyle w:val="Strong"/>
+          <w:rStyle w:val="a6"/>
           <w:rFonts w:ascii="inherit" w:hAnsi="inherit" w:cs="Segoe UI"/>
           <w:color w:val="0C0D0E"/>
           <w:sz w:val="23"/>
@@ -1480,7 +1471,7 @@
       <w:proofErr w:type="gramStart"/>
       <w:r>
         <w:rPr>
-          <w:rStyle w:val="Strong"/>
+          <w:rStyle w:val="a6"/>
           <w:rFonts w:ascii="inherit" w:hAnsi="inherit" w:cs="Segoe UI"/>
           <w:color w:val="0C0D0E"/>
           <w:sz w:val="23"/>
@@ -1493,7 +1484,7 @@
       <w:proofErr w:type="gramEnd"/>
       <w:r>
         <w:rPr>
-          <w:rStyle w:val="Strong"/>
+          <w:rStyle w:val="a6"/>
           <w:rFonts w:ascii="inherit" w:hAnsi="inherit" w:cs="Segoe UI"/>
           <w:color w:val="0C0D0E"/>
           <w:sz w:val="23"/>
@@ -1515,7 +1506,7 @@
       </w:r>
       <w:r>
         <w:rPr>
-          <w:rStyle w:val="Strong"/>
+          <w:rStyle w:val="a6"/>
           <w:rFonts w:ascii="inherit" w:hAnsi="inherit" w:cs="Segoe UI"/>
           <w:color w:val="0C0D0E"/>
           <w:sz w:val="23"/>
@@ -1537,7 +1528,7 @@
       </w:r>
       <w:r>
         <w:rPr>
-          <w:rStyle w:val="Strong"/>
+          <w:rStyle w:val="a6"/>
           <w:rFonts w:ascii="inherit" w:hAnsi="inherit" w:cs="Segoe UI"/>
           <w:color w:val="0C0D0E"/>
           <w:sz w:val="23"/>
@@ -1550,7 +1541,7 @@
       <w:proofErr w:type="spellStart"/>
       <w:r>
         <w:rPr>
-          <w:rStyle w:val="Strong"/>
+          <w:rStyle w:val="a6"/>
           <w:rFonts w:ascii="inherit" w:hAnsi="inherit" w:cs="Segoe UI"/>
           <w:color w:val="0C0D0E"/>
           <w:sz w:val="23"/>
@@ -1562,7 +1553,7 @@
       <w:proofErr w:type="spellEnd"/>
       <w:r>
         <w:rPr>
-          <w:rStyle w:val="Strong"/>
+          <w:rStyle w:val="a6"/>
           <w:rFonts w:ascii="inherit" w:hAnsi="inherit" w:cs="Segoe UI"/>
           <w:color w:val="0C0D0E"/>
           <w:sz w:val="23"/>
@@ -1574,7 +1565,7 @@
       <w:proofErr w:type="spellStart"/>
       <w:r>
         <w:rPr>
-          <w:rStyle w:val="Strong"/>
+          <w:rStyle w:val="a6"/>
           <w:rFonts w:ascii="inherit" w:hAnsi="inherit" w:cs="Segoe UI"/>
           <w:color w:val="0C0D0E"/>
           <w:sz w:val="23"/>
@@ -1586,7 +1577,7 @@
       <w:proofErr w:type="spellEnd"/>
       <w:r>
         <w:rPr>
-          <w:rStyle w:val="Strong"/>
+          <w:rStyle w:val="a6"/>
           <w:rFonts w:ascii="inherit" w:hAnsi="inherit" w:cs="Segoe UI"/>
           <w:color w:val="0C0D0E"/>
           <w:sz w:val="23"/>
@@ -1598,7 +1589,7 @@
       <w:proofErr w:type="spellStart"/>
       <w:r>
         <w:rPr>
-          <w:rStyle w:val="Strong"/>
+          <w:rStyle w:val="a6"/>
           <w:rFonts w:ascii="inherit" w:hAnsi="inherit" w:cs="Segoe UI"/>
           <w:color w:val="0C0D0E"/>
           <w:sz w:val="23"/>
@@ -1610,7 +1601,7 @@
       <w:proofErr w:type="spellEnd"/>
       <w:r>
         <w:rPr>
-          <w:rStyle w:val="Strong"/>
+          <w:rStyle w:val="a6"/>
           <w:rFonts w:ascii="inherit" w:hAnsi="inherit" w:cs="Segoe UI"/>
           <w:color w:val="0C0D0E"/>
           <w:sz w:val="23"/>
@@ -1622,7 +1613,7 @@
       <w:proofErr w:type="spellStart"/>
       <w:r>
         <w:rPr>
-          <w:rStyle w:val="Strong"/>
+          <w:rStyle w:val="a6"/>
           <w:rFonts w:ascii="inherit" w:hAnsi="inherit" w:cs="Segoe UI"/>
           <w:color w:val="0C0D0E"/>
           <w:sz w:val="23"/>
@@ -1634,7 +1625,7 @@
       <w:proofErr w:type="spellEnd"/>
       <w:r>
         <w:rPr>
-          <w:rStyle w:val="Strong"/>
+          <w:rStyle w:val="a6"/>
           <w:rFonts w:ascii="inherit" w:hAnsi="inherit" w:cs="Segoe UI"/>
           <w:color w:val="0C0D0E"/>
           <w:sz w:val="23"/>
@@ -1646,7 +1637,7 @@
       <w:proofErr w:type="spellStart"/>
       <w:r>
         <w:rPr>
-          <w:rStyle w:val="Strong"/>
+          <w:rStyle w:val="a6"/>
           <w:rFonts w:ascii="inherit" w:hAnsi="inherit" w:cs="Segoe UI"/>
           <w:color w:val="0C0D0E"/>
           <w:sz w:val="23"/>
@@ -1658,7 +1649,7 @@
       <w:proofErr w:type="spellEnd"/>
       <w:r>
         <w:rPr>
-          <w:rStyle w:val="Strong"/>
+          <w:rStyle w:val="a6"/>
           <w:rFonts w:ascii="inherit" w:hAnsi="inherit" w:cs="Segoe UI"/>
           <w:color w:val="0C0D0E"/>
           <w:sz w:val="23"/>
@@ -1670,7 +1661,7 @@
       <w:proofErr w:type="spellStart"/>
       <w:r>
         <w:rPr>
-          <w:rStyle w:val="Strong"/>
+          <w:rStyle w:val="a6"/>
           <w:rFonts w:ascii="inherit" w:hAnsi="inherit" w:cs="Segoe UI"/>
           <w:color w:val="0C0D0E"/>
           <w:sz w:val="23"/>
@@ -1682,7 +1673,7 @@
       <w:proofErr w:type="spellEnd"/>
       <w:r>
         <w:rPr>
-          <w:rStyle w:val="Strong"/>
+          <w:rStyle w:val="a6"/>
           <w:rFonts w:ascii="inherit" w:hAnsi="inherit" w:cs="Segoe UI"/>
           <w:color w:val="0C0D0E"/>
           <w:sz w:val="23"/>
@@ -1694,7 +1685,7 @@
       <w:proofErr w:type="spellStart"/>
       <w:r>
         <w:rPr>
-          <w:rStyle w:val="Strong"/>
+          <w:rStyle w:val="a6"/>
           <w:rFonts w:ascii="inherit" w:hAnsi="inherit" w:cs="Segoe UI"/>
           <w:color w:val="0C0D0E"/>
           <w:sz w:val="23"/>
@@ -1706,7 +1697,7 @@
       <w:proofErr w:type="spellEnd"/>
       <w:r>
         <w:rPr>
-          <w:rStyle w:val="Strong"/>
+          <w:rStyle w:val="a6"/>
           <w:rFonts w:ascii="inherit" w:hAnsi="inherit" w:cs="Segoe UI"/>
           <w:color w:val="0C0D0E"/>
           <w:sz w:val="23"/>
@@ -1718,22 +1709,23 @@
     </w:p>
     <w:p>
       <w:pPr>
-        <w:pStyle w:val="NormalWeb"/>
+        <w:pStyle w:val="a5"/>
         <w:shd w:val="clear" w:color="auto" w:fill="FFFFFF"/>
         <w:spacing w:before="0" w:beforeAutospacing="0" w:after="0" w:afterAutospacing="0"/>
         <w:textAlignment w:val="baseline"/>
         <w:rPr>
-          <w:rFonts w:ascii="Segoe UI" w:hAnsi="Segoe UI" w:cs="Segoe UI"/>
-          <w:color w:val="0C0D0E"/>
-          <w:sz w:val="23"/>
-          <w:szCs w:val="23"/>
+          <w:rStyle w:val="a3"/>
+          <w:rFonts w:ascii="inherit" w:hAnsi="inherit" w:cs="Segoe UI"/>
+          <w:sz w:val="23"/>
+          <w:szCs w:val="23"/>
+          <w:bdr w:val="none" w:sz="0" w:space="0" w:color="auto" w:frame="1"/>
           <w:lang w:val="en-US"/>
         </w:rPr>
       </w:pPr>
       <w:hyperlink r:id="rId6" w:history="1">
         <w:r>
           <w:rPr>
-            <w:rStyle w:val="Hyperlink"/>
+            <w:rStyle w:val="a3"/>
             <w:rFonts w:ascii="inherit" w:hAnsi="inherit" w:cs="Segoe UI"/>
             <w:sz w:val="23"/>
             <w:szCs w:val="23"/>
@@ -1743,6 +1735,134 @@
           <w:t>THE PAGE TO READ - Thread Synchronization (C#)</w:t>
         </w:r>
       </w:hyperlink>
+    </w:p>
+    <w:p>
+      <w:pPr>
+        <w:pStyle w:val="a5"/>
+        <w:shd w:val="clear" w:color="auto" w:fill="FFFFFF"/>
+        <w:spacing w:before="0" w:beforeAutospacing="0" w:after="0" w:afterAutospacing="0"/>
+        <w:textAlignment w:val="baseline"/>
+        <w:rPr>
+          <w:rFonts w:ascii="Segoe UI" w:hAnsi="Segoe UI" w:cs="Segoe UI"/>
+          <w:color w:val="0C0D0E"/>
+          <w:sz w:val="23"/>
+          <w:szCs w:val="23"/>
+          <w:lang w:val="en-US"/>
+        </w:rPr>
+      </w:pPr>
+    </w:p>
+    <w:p>
+      <w:pPr>
+        <w:pStyle w:val="1"/>
+        <w:rPr>
+          <w:lang w:val="en-US"/>
+        </w:rPr>
+      </w:pPr>
+      <w:proofErr w:type="spellStart"/>
+      <w:r>
+        <w:rPr>
+          <w:lang w:val="en-US"/>
+        </w:rPr>
+        <w:t>SemaphoreSlim</w:t>
+      </w:r>
+      <w:proofErr w:type="spellEnd"/>
+      <w:r>
+        <w:rPr>
+          <w:lang w:val="en-US"/>
+        </w:rPr>
+        <w:t xml:space="preserve"> </w:t>
+      </w:r>
+    </w:p>
+    <w:p>
+      <w:pPr>
+        <w:pStyle w:val="a5"/>
+        <w:shd w:val="clear" w:color="auto" w:fill="FFFFFF"/>
+        <w:spacing w:before="0" w:beforeAutospacing="0" w:after="0" w:afterAutospacing="0"/>
+        <w:textAlignment w:val="baseline"/>
+        <w:rPr>
+          <w:rFonts w:ascii="Segoe UI" w:hAnsi="Segoe UI" w:cs="Segoe UI"/>
+          <w:color w:val="0C0D0E"/>
+          <w:sz w:val="23"/>
+          <w:szCs w:val="23"/>
+          <w:lang w:val="en-US"/>
+        </w:rPr>
+      </w:pPr>
+      <w:r>
+        <w:rPr>
+          <w:rFonts w:ascii="Segoe UI" w:hAnsi="Segoe UI" w:cs="Segoe UI"/>
+          <w:color w:val="0C0D0E"/>
+          <w:sz w:val="23"/>
+          <w:szCs w:val="23"/>
+          <w:lang w:val="en-US"/>
+        </w:rPr>
+        <w:t xml:space="preserve">The </w:t>
+      </w:r>
+      <w:proofErr w:type="spellStart"/>
+      <w:r>
+        <w:rPr>
+          <w:rFonts w:ascii="Segoe UI" w:hAnsi="Segoe UI" w:cs="Segoe UI"/>
+          <w:color w:val="0C0D0E"/>
+          <w:sz w:val="23"/>
+          <w:szCs w:val="23"/>
+          <w:lang w:val="en-US"/>
+        </w:rPr>
+        <w:t>SemaphoreSlim</w:t>
+      </w:r>
+      <w:proofErr w:type="spellEnd"/>
+      <w:r>
+        <w:rPr>
+          <w:rFonts w:ascii="Segoe UI" w:hAnsi="Segoe UI" w:cs="Segoe UI"/>
+          <w:color w:val="0C0D0E"/>
+          <w:sz w:val="23"/>
+          <w:szCs w:val="23"/>
+          <w:lang w:val="en-US"/>
+        </w:rPr>
+        <w:t xml:space="preserve"> is a lightweight alternative to the Semaphore class that doesn't use Windows kernel semaphores. Unlike the Semaphore class, the </w:t>
+      </w:r>
+      <w:proofErr w:type="spellStart"/>
+      <w:r>
+        <w:rPr>
+          <w:rFonts w:ascii="Segoe UI" w:hAnsi="Segoe UI" w:cs="Segoe UI"/>
+          <w:color w:val="0C0D0E"/>
+          <w:sz w:val="23"/>
+          <w:szCs w:val="23"/>
+          <w:lang w:val="en-US"/>
+        </w:rPr>
+        <w:t>SemaphoreSlim</w:t>
+      </w:r>
+      <w:proofErr w:type="spellEnd"/>
+      <w:r>
+        <w:rPr>
+          <w:rFonts w:ascii="Segoe UI" w:hAnsi="Segoe UI" w:cs="Segoe UI"/>
+          <w:color w:val="0C0D0E"/>
+          <w:sz w:val="23"/>
+          <w:szCs w:val="23"/>
+          <w:lang w:val="en-US"/>
+        </w:rPr>
+        <w:t xml:space="preserve"> class doesn't support named system semaphores. You can use it as a local semaphore only. The </w:t>
+      </w:r>
+      <w:proofErr w:type="spellStart"/>
+      <w:r>
+        <w:rPr>
+          <w:rFonts w:ascii="Segoe UI" w:hAnsi="Segoe UI" w:cs="Segoe UI"/>
+          <w:color w:val="0C0D0E"/>
+          <w:sz w:val="23"/>
+          <w:szCs w:val="23"/>
+          <w:lang w:val="en-US"/>
+        </w:rPr>
+        <w:t>SemaphoreSlim</w:t>
+      </w:r>
+      <w:proofErr w:type="spellEnd"/>
+      <w:r>
+        <w:rPr>
+          <w:rFonts w:ascii="Segoe UI" w:hAnsi="Segoe UI" w:cs="Segoe UI"/>
+          <w:color w:val="0C0D0E"/>
+          <w:sz w:val="23"/>
+          <w:szCs w:val="23"/>
+          <w:lang w:val="en-US"/>
+        </w:rPr>
+        <w:t xml:space="preserve"> class is the recommended semaphore for synchronization within a single app.</w:t>
+      </w:r>
     </w:p>
     <w:p>
       <w:pPr>
@@ -1762,7 +1882,7 @@
 </file>
 
 <file path=word/numbering.xml><?xml version="1.0" encoding="utf-8"?>
-<w:numbering xmlns:wpc="http://schemas.microsoft.com/office/word/2010/wordprocessingCanvas" xmlns:cx="http://schemas.microsoft.com/office/drawing/2014/chartex" xmlns:cx1="http://schemas.microsoft.com/office/drawing/2015/9/8/chartex" xmlns:cx2="http://schemas.microsoft.com/office/drawing/2015/10/21/chartex" xmlns:cx3="http://schemas.microsoft.com/office/drawing/2016/5/9/chartex" xmlns:cx4="http://schemas.microsoft.com/office/drawing/2016/5/10/chartex" xmlns:cx5="http://schemas.microsoft.com/office/drawing/2016/5/11/chartex" xmlns:cx6="http://schemas.microsoft.com/office/drawing/2016/5/12/chartex" xmlns:cx7="http://schemas.microsoft.com/office/drawing/2016/5/13/chartex" xmlns:cx8="http://schemas.microsoft.com/office/drawing/2016/5/14/chartex" xmlns:mc="http://schemas.openxmlformats.org/markup-compatibility/2006" xmlns:aink="http://schemas.microsoft.com/office/drawing/2016/ink" xmlns:am3d="http://schemas.microsoft.com/office/drawing/2017/model3d" xmlns:o="urn:schemas-microsoft-com:office:office" xmlns:r="http://schemas.openxmlformats.org/officeDocument/2006/relationships" xmlns:m="http://schemas.openxmlformats.org/officeDocument/2006/math" xmlns:v="urn:schemas-microsoft-com:vml" xmlns:wp14="http://schemas.microsoft.com/office/word/2010/wordprocessingDrawing" xmlns:wp="http://schemas.openxmlformats.org/drawingml/2006/wordprocessingDrawing" xmlns:w10="urn:schemas-microsoft-com:office:word" xmlns:w="http://schemas.openxmlformats.org/wordprocessingml/2006/main" xmlns:w14="http://schemas.microsoft.com/office/word/2010/wordml" xmlns:w15="http://schemas.microsoft.com/office/word/2012/wordml" xmlns:w16cex="http://schemas.microsoft.com/office/word/2018/wordml/cex" xmlns:w16cid="http://schemas.microsoft.com/office/word/2016/wordml/cid" xmlns:w16="http://schemas.microsoft.com/office/word/2018/wordml" xmlns:w16sdtdh="http://schemas.microsoft.com/office/word/2020/wordml/sdtdatahash" xmlns:w16se="http://schemas.microsoft.com/office/word/2015/wordml/symex" xmlns:wpg="http://schemas.microsoft.com/office/word/2010/wordprocessingGroup" xmlns:wpi="http://schemas.microsoft.com/office/word/2010/wordprocessingInk" xmlns:wne="http://schemas.microsoft.com/office/word/2006/wordml" xmlns:wps="http://schemas.microsoft.com/office/word/2010/wordprocessingShape" mc:Ignorable="w14 w15 w16se w16cid w16 w16cex w16sdtdh wp14">
+<w:numbering xmlns:wpc="http://schemas.microsoft.com/office/word/2010/wordprocessingCanvas" xmlns:cx="http://schemas.microsoft.com/office/drawing/2014/chartex" xmlns:cx1="http://schemas.microsoft.com/office/drawing/2015/9/8/chartex" xmlns:cx2="http://schemas.microsoft.com/office/drawing/2015/10/21/chartex" xmlns:cx3="http://schemas.microsoft.com/office/drawing/2016/5/9/chartex" xmlns:cx4="http://schemas.microsoft.com/office/drawing/2016/5/10/chartex" xmlns:cx5="http://schemas.microsoft.com/office/drawing/2016/5/11/chartex" xmlns:cx6="http://schemas.microsoft.com/office/drawing/2016/5/12/chartex" xmlns:cx7="http://schemas.microsoft.com/office/drawing/2016/5/13/chartex" xmlns:cx8="http://schemas.microsoft.com/office/drawing/2016/5/14/chartex" xmlns:mc="http://schemas.openxmlformats.org/markup-compatibility/2006" xmlns:aink="http://schemas.microsoft.com/office/drawing/2016/ink" xmlns:am3d="http://schemas.microsoft.com/office/drawing/2017/model3d" xmlns:o="urn:schemas-microsoft-com:office:office" xmlns:r="http://schemas.openxmlformats.org/officeDocument/2006/relationships" xmlns:m="http://schemas.openxmlformats.org/officeDocument/2006/math" xmlns:v="urn:schemas-microsoft-com:vml" xmlns:wp14="http://schemas.microsoft.com/office/word/2010/wordprocessingDrawing" xmlns:wp="http://schemas.openxmlformats.org/drawingml/2006/wordprocessingDrawing" xmlns:w10="urn:schemas-microsoft-com:office:word" xmlns:w="http://schemas.openxmlformats.org/wordprocessingml/2006/main" xmlns:w14="http://schemas.microsoft.com/office/word/2010/wordml" xmlns:w15="http://schemas.microsoft.com/office/word/2012/wordml" xmlns:w16cid="http://schemas.microsoft.com/office/word/2016/wordml/cid" xmlns:w16se="http://schemas.microsoft.com/office/word/2015/wordml/symex" xmlns:wpg="http://schemas.microsoft.com/office/word/2010/wordprocessingGroup" xmlns:wpi="http://schemas.microsoft.com/office/word/2010/wordprocessingInk" xmlns:wne="http://schemas.microsoft.com/office/word/2006/wordml" xmlns:wps="http://schemas.microsoft.com/office/word/2010/wordprocessingShape" mc:Ignorable="w14 w15 w16se w16cid wp14">
   <w:abstractNum w:abstractNumId="0" w15:restartNumberingAfterBreak="0">
     <w:nsid w:val="03FA4E45"/>
     <w:multiLevelType w:val="multilevel"/>
@@ -1774,9 +1894,9 @@
       <w:lvlJc w:val="left"/>
       <w:pPr>
         <w:tabs>
-          <w:tab w:val="num" w:pos="720"/>
-        </w:tabs>
-        <w:ind w:left="720" w:hanging="360"/>
+          <w:tab w:val="num" w:pos="1637"/>
+        </w:tabs>
+        <w:ind w:left="1637" w:hanging="360"/>
       </w:pPr>
       <w:rPr>
         <w:rFonts w:ascii="Symbol" w:hAnsi="Symbol" w:hint="default"/>
@@ -1790,9 +1910,9 @@
       <w:lvlJc w:val="left"/>
       <w:pPr>
         <w:tabs>
-          <w:tab w:val="num" w:pos="1440"/>
-        </w:tabs>
-        <w:ind w:left="1440" w:hanging="360"/>
+          <w:tab w:val="num" w:pos="2357"/>
+        </w:tabs>
+        <w:ind w:left="2357" w:hanging="360"/>
       </w:pPr>
       <w:rPr>
         <w:rFonts w:ascii="Symbol" w:hAnsi="Symbol" w:hint="default"/>
@@ -1806,9 +1926,9 @@
       <w:lvlJc w:val="left"/>
       <w:pPr>
         <w:tabs>
-          <w:tab w:val="num" w:pos="2160"/>
-        </w:tabs>
-        <w:ind w:left="2160" w:hanging="360"/>
+          <w:tab w:val="num" w:pos="3077"/>
+        </w:tabs>
+        <w:ind w:left="3077" w:hanging="360"/>
       </w:pPr>
       <w:rPr>
         <w:rFonts w:ascii="Symbol" w:hAnsi="Symbol" w:hint="default"/>
@@ -1822,9 +1942,9 @@
       <w:lvlJc w:val="left"/>
       <w:pPr>
         <w:tabs>
-          <w:tab w:val="num" w:pos="2880"/>
-        </w:tabs>
-        <w:ind w:left="2880" w:hanging="360"/>
+          <w:tab w:val="num" w:pos="3797"/>
+        </w:tabs>
+        <w:ind w:left="3797" w:hanging="360"/>
       </w:pPr>
       <w:rPr>
         <w:rFonts w:ascii="Symbol" w:hAnsi="Symbol" w:hint="default"/>
@@ -1838,9 +1958,9 @@
       <w:lvlJc w:val="left"/>
       <w:pPr>
         <w:tabs>
-          <w:tab w:val="num" w:pos="3600"/>
-        </w:tabs>
-        <w:ind w:left="3600" w:hanging="360"/>
+          <w:tab w:val="num" w:pos="4517"/>
+        </w:tabs>
+        <w:ind w:left="4517" w:hanging="360"/>
       </w:pPr>
       <w:rPr>
         <w:rFonts w:ascii="Symbol" w:hAnsi="Symbol" w:hint="default"/>
@@ -1854,9 +1974,9 @@
       <w:lvlJc w:val="left"/>
       <w:pPr>
         <w:tabs>
-          <w:tab w:val="num" w:pos="4320"/>
-        </w:tabs>
-        <w:ind w:left="4320" w:hanging="360"/>
+          <w:tab w:val="num" w:pos="5237"/>
+        </w:tabs>
+        <w:ind w:left="5237" w:hanging="360"/>
       </w:pPr>
       <w:rPr>
         <w:rFonts w:ascii="Symbol" w:hAnsi="Symbol" w:hint="default"/>
@@ -1870,9 +1990,9 @@
       <w:lvlJc w:val="left"/>
       <w:pPr>
         <w:tabs>
-          <w:tab w:val="num" w:pos="5040"/>
-        </w:tabs>
-        <w:ind w:left="5040" w:hanging="360"/>
+          <w:tab w:val="num" w:pos="5957"/>
+        </w:tabs>
+        <w:ind w:left="5957" w:hanging="360"/>
       </w:pPr>
       <w:rPr>
         <w:rFonts w:ascii="Symbol" w:hAnsi="Symbol" w:hint="default"/>
@@ -1886,9 +2006,9 @@
       <w:lvlJc w:val="left"/>
       <w:pPr>
         <w:tabs>
-          <w:tab w:val="num" w:pos="5760"/>
-        </w:tabs>
-        <w:ind w:left="5760" w:hanging="360"/>
+          <w:tab w:val="num" w:pos="6677"/>
+        </w:tabs>
+        <w:ind w:left="6677" w:hanging="360"/>
       </w:pPr>
       <w:rPr>
         <w:rFonts w:ascii="Symbol" w:hAnsi="Symbol" w:hint="default"/>
@@ -1902,9 +2022,9 @@
       <w:lvlJc w:val="left"/>
       <w:pPr>
         <w:tabs>
-          <w:tab w:val="num" w:pos="6480"/>
-        </w:tabs>
-        <w:ind w:left="6480" w:hanging="360"/>
+          <w:tab w:val="num" w:pos="7397"/>
+        </w:tabs>
+        <w:ind w:left="7397" w:hanging="360"/>
       </w:pPr>
       <w:rPr>
         <w:rFonts w:ascii="Symbol" w:hAnsi="Symbol" w:hint="default"/>
@@ -2375,7 +2495,7 @@
 </file>
 
 <file path=word/styles.xml><?xml version="1.0" encoding="utf-8"?>
-<w:styles xmlns:mc="http://schemas.openxmlformats.org/markup-compatibility/2006" xmlns:r="http://schemas.openxmlformats.org/officeDocument/2006/relationships" xmlns:w="http://schemas.openxmlformats.org/wordprocessingml/2006/main" xmlns:w14="http://schemas.microsoft.com/office/word/2010/wordml" xmlns:w15="http://schemas.microsoft.com/office/word/2012/wordml" xmlns:w16cex="http://schemas.microsoft.com/office/word/2018/wordml/cex" xmlns:w16cid="http://schemas.microsoft.com/office/word/2016/wordml/cid" xmlns:w16="http://schemas.microsoft.com/office/word/2018/wordml" xmlns:w16sdtdh="http://schemas.microsoft.com/office/word/2020/wordml/sdtdatahash" xmlns:w16se="http://schemas.microsoft.com/office/word/2015/wordml/symex" mc:Ignorable="w14 w15 w16se w16cid w16 w16cex w16sdtdh">
+<w:styles xmlns:mc="http://schemas.openxmlformats.org/markup-compatibility/2006" xmlns:r="http://schemas.openxmlformats.org/officeDocument/2006/relationships" xmlns:w="http://schemas.openxmlformats.org/wordprocessingml/2006/main" xmlns:w14="http://schemas.microsoft.com/office/word/2010/wordml" xmlns:w15="http://schemas.microsoft.com/office/word/2012/wordml" xmlns:w16cid="http://schemas.microsoft.com/office/word/2016/wordml/cid" xmlns:w16se="http://schemas.microsoft.com/office/word/2015/wordml/symex" mc:Ignorable="w14 w15 w16se w16cid">
   <w:docDefaults>
     <w:rPrDefault>
       <w:rPr>
@@ -2391,7 +2511,7 @@
       </w:pPr>
     </w:pPrDefault>
   </w:docDefaults>
-  <w:latentStyles w:defLockedState="0" w:defUIPriority="99" w:defSemiHidden="0" w:defUnhideWhenUsed="0" w:defQFormat="0" w:count="376">
+  <w:latentStyles w:defLockedState="0" w:defUIPriority="99" w:defSemiHidden="0" w:defUnhideWhenUsed="0" w:defQFormat="0" w:count="375">
     <w:lsdException w:name="Normal" w:uiPriority="0" w:qFormat="1"/>
     <w:lsdException w:name="heading 1" w:uiPriority="9" w:qFormat="1"/>
     <w:lsdException w:name="heading 2" w:semiHidden="1" w:uiPriority="9" w:unhideWhenUsed="1" w:qFormat="1"/>
@@ -2767,17 +2887,16 @@
     <w:lsdException w:name="Smart Hyperlink" w:semiHidden="1" w:unhideWhenUsed="1"/>
     <w:lsdException w:name="Hashtag" w:semiHidden="1" w:unhideWhenUsed="1"/>
     <w:lsdException w:name="Unresolved Mention" w:semiHidden="1" w:unhideWhenUsed="1"/>
-    <w:lsdException w:name="Smart Link" w:semiHidden="1" w:unhideWhenUsed="1"/>
   </w:latentStyles>
-  <w:style w:type="paragraph" w:default="1" w:styleId="Normal">
+  <w:style w:type="paragraph" w:default="1" w:styleId="a">
     <w:name w:val="Normal"/>
     <w:qFormat/>
   </w:style>
-  <w:style w:type="paragraph" w:styleId="Heading1">
+  <w:style w:type="paragraph" w:styleId="1">
     <w:name w:val="heading 1"/>
-    <w:basedOn w:val="Normal"/>
-    <w:next w:val="Normal"/>
-    <w:link w:val="Heading1Char"/>
+    <w:basedOn w:val="a"/>
+    <w:next w:val="a"/>
+    <w:link w:val="10"/>
     <w:uiPriority w:val="9"/>
     <w:qFormat/>
     <w:rsid w:val="00926B62"/>
@@ -2794,13 +2913,13 @@
       <w:szCs w:val="32"/>
     </w:rPr>
   </w:style>
-  <w:style w:type="character" w:default="1" w:styleId="DefaultParagraphFont">
+  <w:style w:type="character" w:default="1" w:styleId="a0">
     <w:name w:val="Default Paragraph Font"/>
     <w:uiPriority w:val="1"/>
     <w:semiHidden/>
     <w:unhideWhenUsed/>
   </w:style>
-  <w:style w:type="table" w:default="1" w:styleId="TableNormal">
+  <w:style w:type="table" w:default="1" w:styleId="a1">
     <w:name w:val="Normal Table"/>
     <w:uiPriority w:val="99"/>
     <w:semiHidden/>
@@ -2815,15 +2934,15 @@
       </w:tblCellMar>
     </w:tblPr>
   </w:style>
-  <w:style w:type="numbering" w:default="1" w:styleId="NoList">
+  <w:style w:type="numbering" w:default="1" w:styleId="a2">
     <w:name w:val="No List"/>
     <w:uiPriority w:val="99"/>
     <w:semiHidden/>
     <w:unhideWhenUsed/>
   </w:style>
-  <w:style w:type="character" w:styleId="Hyperlink">
+  <w:style w:type="character" w:styleId="a3">
     <w:name w:val="Hyperlink"/>
-    <w:basedOn w:val="DefaultParagraphFont"/>
+    <w:basedOn w:val="a0"/>
     <w:uiPriority w:val="99"/>
     <w:unhideWhenUsed/>
     <w:rsid w:val="00FD1C36"/>
@@ -2832,9 +2951,9 @@
       <w:u w:val="single"/>
     </w:rPr>
   </w:style>
-  <w:style w:type="character" w:styleId="UnresolvedMention">
+  <w:style w:type="character" w:styleId="a4">
     <w:name w:val="Unresolved Mention"/>
-    <w:basedOn w:val="DefaultParagraphFont"/>
+    <w:basedOn w:val="a0"/>
     <w:uiPriority w:val="99"/>
     <w:semiHidden/>
     <w:unhideWhenUsed/>
@@ -2844,10 +2963,10 @@
       <w:shd w:val="clear" w:color="auto" w:fill="E1DFDD"/>
     </w:rPr>
   </w:style>
-  <w:style w:type="paragraph" w:styleId="HTMLPreformatted">
+  <w:style w:type="paragraph" w:styleId="HTML">
     <w:name w:val="HTML Preformatted"/>
-    <w:basedOn w:val="Normal"/>
-    <w:link w:val="HTMLPreformattedChar"/>
+    <w:basedOn w:val="a"/>
+    <w:link w:val="HTML0"/>
     <w:uiPriority w:val="99"/>
     <w:unhideWhenUsed/>
     <w:rsid w:val="005F7C96"/>
@@ -2879,10 +2998,10 @@
       <w:lang w:eastAsia="ru-RU"/>
     </w:rPr>
   </w:style>
-  <w:style w:type="character" w:customStyle="1" w:styleId="HTMLPreformattedChar">
-    <w:name w:val="HTML Preformatted Char"/>
-    <w:basedOn w:val="DefaultParagraphFont"/>
-    <w:link w:val="HTMLPreformatted"/>
+  <w:style w:type="character" w:customStyle="1" w:styleId="HTML0">
+    <w:name w:val="Стандартный HTML Знак"/>
+    <w:basedOn w:val="a0"/>
+    <w:link w:val="HTML"/>
     <w:uiPriority w:val="99"/>
     <w:rsid w:val="005F7C96"/>
     <w:rPr>
@@ -2892,9 +3011,9 @@
       <w:lang w:eastAsia="ru-RU"/>
     </w:rPr>
   </w:style>
-  <w:style w:type="paragraph" w:styleId="NormalWeb">
+  <w:style w:type="paragraph" w:styleId="a5">
     <w:name w:val="Normal (Web)"/>
-    <w:basedOn w:val="Normal"/>
+    <w:basedOn w:val="a"/>
     <w:uiPriority w:val="99"/>
     <w:semiHidden/>
     <w:unhideWhenUsed/>
@@ -2909,9 +3028,9 @@
       <w:lang w:eastAsia="ru-RU"/>
     </w:rPr>
   </w:style>
-  <w:style w:type="character" w:styleId="Strong">
+  <w:style w:type="character" w:styleId="a6">
     <w:name w:val="Strong"/>
-    <w:basedOn w:val="DefaultParagraphFont"/>
+    <w:basedOn w:val="a0"/>
     <w:uiPriority w:val="22"/>
     <w:qFormat/>
     <w:rsid w:val="00926B62"/>
@@ -2920,9 +3039,9 @@
       <w:bCs/>
     </w:rPr>
   </w:style>
-  <w:style w:type="character" w:styleId="Emphasis">
+  <w:style w:type="character" w:styleId="a7">
     <w:name w:val="Emphasis"/>
-    <w:basedOn w:val="DefaultParagraphFont"/>
+    <w:basedOn w:val="a0"/>
     <w:uiPriority w:val="20"/>
     <w:qFormat/>
     <w:rsid w:val="00926B62"/>
@@ -2931,10 +3050,10 @@
       <w:iCs/>
     </w:rPr>
   </w:style>
-  <w:style w:type="character" w:customStyle="1" w:styleId="Heading1Char">
-    <w:name w:val="Heading 1 Char"/>
-    <w:basedOn w:val="DefaultParagraphFont"/>
-    <w:link w:val="Heading1"/>
+  <w:style w:type="character" w:customStyle="1" w:styleId="10">
+    <w:name w:val="Заголовок 1 Знак"/>
+    <w:basedOn w:val="a0"/>
+    <w:link w:val="1"/>
     <w:uiPriority w:val="9"/>
     <w:rsid w:val="00926B62"/>
     <w:rPr>
